--- a/FPNSi - PPGI - Benchmark modelos de LLM para MPN - Envio .docx
+++ b/FPNSi - PPGI - Benchmark modelos de LLM para MPN - Envio .docx
@@ -166,6 +166,9 @@
     <w:p>
       <w:pPr>
         <w:spacing w:after="40" w:line="264" w:lineRule="auto"/>
+        <w:rPr>
+          <w:b/>
+        </w:rPr>
       </w:pPr>
       <w:r>
         <w:rPr>
@@ -173,47 +176,272 @@
           <w:b/>
           <w:sz w:val="16"/>
         </w:rPr>
-        <w:t xml:space="preserve">Jansen Pitoresco Pires </w:t>
-      </w:r>
-    </w:p>
-    <w:p>
-      <w:pPr>
-        <w:spacing w:after="40" w:line="264" w:lineRule="auto"/>
-      </w:pPr>
+        <w:t xml:space="preserve">Jansen </w:t>
+      </w:r>
+      <w:proofErr w:type="spellStart"/>
       <w:r>
         <w:rPr>
           <w:rFonts w:ascii="Trebuchet MS" w:hAnsi="Trebuchet MS" w:cs="Trebuchet MS"/>
           <w:b/>
           <w:sz w:val="16"/>
         </w:rPr>
-        <w:t xml:space="preserve">Fabio Pereira Lyra </w:t>
-      </w:r>
-    </w:p>
-    <w:p>
-      <w:pPr>
-        <w:spacing w:after="40" w:line="264" w:lineRule="auto"/>
-      </w:pPr>
+        <w:t>Pitoresco</w:t>
+      </w:r>
+      <w:proofErr w:type="spellEnd"/>
       <w:r>
         <w:rPr>
           <w:rFonts w:ascii="Trebuchet MS" w:hAnsi="Trebuchet MS" w:cs="Trebuchet MS"/>
           <w:b/>
           <w:sz w:val="16"/>
         </w:rPr>
-        <w:t xml:space="preserve">Rodrigo Ramos Guimarães </w:t>
-      </w:r>
-    </w:p>
-    <w:p>
-      <w:pPr>
-        <w:spacing w:after="40" w:line="264" w:lineRule="auto"/>
-      </w:pPr>
+        <w:t xml:space="preserve"> Pires </w:t>
+      </w:r>
       <w:r>
         <w:rPr>
           <w:rFonts w:ascii="Trebuchet MS" w:hAnsi="Trebuchet MS" w:cs="Trebuchet MS"/>
           <w:b/>
           <w:sz w:val="16"/>
         </w:rPr>
+        <w:t>[</w:t>
+      </w:r>
+      <w:proofErr w:type="spellStart"/>
+      <w:r>
+        <w:rPr>
+          <w:rFonts w:ascii="Trebuchet MS" w:hAnsi="Trebuchet MS" w:cs="Trebuchet MS"/>
+          <w:b/>
+          <w:sz w:val="16"/>
+        </w:rPr>
+        <w:t>Universidade</w:t>
+      </w:r>
+      <w:proofErr w:type="spellEnd"/>
+      <w:r>
+        <w:rPr>
+          <w:rFonts w:ascii="Trebuchet MS" w:hAnsi="Trebuchet MS" w:cs="Trebuchet MS"/>
+          <w:b/>
+          <w:sz w:val="16"/>
+        </w:rPr>
+        <w:t xml:space="preserve"> Federal do Rio de Janeiro </w:t>
+      </w:r>
+      <w:proofErr w:type="gramStart"/>
+      <w:r>
+        <w:rPr>
+          <w:rFonts w:ascii="Trebuchet MS" w:hAnsi="Trebuchet MS" w:cs="Trebuchet MS"/>
+          <w:b/>
+          <w:sz w:val="16"/>
+        </w:rPr>
+        <w:t>|</w:t>
+      </w:r>
+      <w:r>
+        <w:rPr>
+          <w:rFonts w:ascii="Trebuchet MS" w:hAnsi="Trebuchet MS" w:cs="Trebuchet MS"/>
+          <w:b/>
+          <w:sz w:val="16"/>
+        </w:rPr>
+        <w:t>jansen@dcc.ufrj.br</w:t>
+      </w:r>
+      <w:r>
+        <w:rPr>
+          <w:rFonts w:ascii="Trebuchet MS" w:hAnsi="Trebuchet MS" w:cs="Trebuchet MS"/>
+          <w:b/>
+          <w:sz w:val="16"/>
+        </w:rPr>
+        <w:t xml:space="preserve"> </w:t>
+      </w:r>
+      <w:r>
+        <w:rPr>
+          <w:rFonts w:ascii="Trebuchet MS" w:hAnsi="Trebuchet MS" w:cs="Trebuchet MS"/>
+          <w:b/>
+          <w:sz w:val="16"/>
+        </w:rPr>
+        <w:t>]</w:t>
+      </w:r>
+      <w:proofErr w:type="gramEnd"/>
+    </w:p>
+    <w:p>
+      <w:pPr>
+        <w:spacing w:after="40" w:line="264" w:lineRule="auto"/>
+        <w:rPr>
+          <w:b/>
+        </w:rPr>
+      </w:pPr>
+      <w:r>
+        <w:rPr>
+          <w:rFonts w:ascii="Trebuchet MS" w:hAnsi="Trebuchet MS" w:cs="Trebuchet MS"/>
+          <w:b/>
+          <w:sz w:val="16"/>
+        </w:rPr>
+        <w:t xml:space="preserve">Fabio Pereira Lyra </w:t>
+      </w:r>
+      <w:r>
+        <w:rPr>
+          <w:rFonts w:ascii="Trebuchet MS" w:hAnsi="Trebuchet MS" w:cs="Trebuchet MS"/>
+          <w:b/>
+          <w:sz w:val="16"/>
+        </w:rPr>
+        <w:t>[</w:t>
+      </w:r>
+      <w:proofErr w:type="spellStart"/>
+      <w:r>
+        <w:rPr>
+          <w:rFonts w:ascii="Trebuchet MS" w:hAnsi="Trebuchet MS" w:cs="Trebuchet MS"/>
+          <w:b/>
+          <w:sz w:val="16"/>
+        </w:rPr>
+        <w:t>Universidade</w:t>
+      </w:r>
+      <w:proofErr w:type="spellEnd"/>
+      <w:r>
+        <w:rPr>
+          <w:rFonts w:ascii="Trebuchet MS" w:hAnsi="Trebuchet MS" w:cs="Trebuchet MS"/>
+          <w:b/>
+          <w:sz w:val="16"/>
+        </w:rPr>
+        <w:t xml:space="preserve"> Federal do Rio de Janeiro </w:t>
+      </w:r>
+      <w:proofErr w:type="gramStart"/>
+      <w:r>
+        <w:rPr>
+          <w:rFonts w:ascii="Trebuchet MS" w:hAnsi="Trebuchet MS" w:cs="Trebuchet MS"/>
+          <w:b/>
+          <w:sz w:val="16"/>
+        </w:rPr>
+        <w:t>|fabiolyra@farmacia.ufrj.br</w:t>
+      </w:r>
+      <w:r>
+        <w:rPr>
+          <w:rFonts w:ascii="Trebuchet MS" w:hAnsi="Trebuchet MS" w:cs="Trebuchet MS"/>
+          <w:b/>
+          <w:sz w:val="16"/>
+        </w:rPr>
+        <w:t xml:space="preserve"> ]</w:t>
+      </w:r>
+      <w:proofErr w:type="gramEnd"/>
+    </w:p>
+    <w:p>
+      <w:pPr>
+        <w:spacing w:after="40" w:line="264" w:lineRule="auto"/>
+        <w:rPr>
+          <w:b/>
+        </w:rPr>
+      </w:pPr>
+      <w:r>
+        <w:rPr>
+          <w:rFonts w:ascii="Trebuchet MS" w:hAnsi="Trebuchet MS" w:cs="Trebuchet MS"/>
+          <w:b/>
+          <w:sz w:val="16"/>
+        </w:rPr>
+        <w:t xml:space="preserve">Rodrigo Ramos Guimarães </w:t>
+      </w:r>
+      <w:r>
+        <w:rPr>
+          <w:rFonts w:ascii="Trebuchet MS" w:hAnsi="Trebuchet MS" w:cs="Trebuchet MS"/>
+          <w:b/>
+          <w:sz w:val="16"/>
+        </w:rPr>
+        <w:t>[</w:t>
+      </w:r>
+      <w:proofErr w:type="spellStart"/>
+      <w:r>
+        <w:rPr>
+          <w:rFonts w:ascii="Trebuchet MS" w:hAnsi="Trebuchet MS" w:cs="Trebuchet MS"/>
+          <w:b/>
+          <w:sz w:val="16"/>
+        </w:rPr>
+        <w:t>Universidade</w:t>
+      </w:r>
+      <w:proofErr w:type="spellEnd"/>
+      <w:r>
+        <w:rPr>
+          <w:rFonts w:ascii="Trebuchet MS" w:hAnsi="Trebuchet MS" w:cs="Trebuchet MS"/>
+          <w:b/>
+          <w:sz w:val="16"/>
+        </w:rPr>
+        <w:t xml:space="preserve"> Federal do Rio de Janeiro |</w:t>
+      </w:r>
+      <w:r>
+        <w:rPr>
+          <w:rFonts w:ascii="Trebuchet MS" w:hAnsi="Trebuchet MS" w:cs="Trebuchet MS"/>
+          <w:b/>
+          <w:sz w:val="16"/>
+        </w:rPr>
+        <w:t xml:space="preserve"> rrg@ufrj.br</w:t>
+      </w:r>
+      <w:r>
+        <w:rPr>
+          <w:rFonts w:ascii="Trebuchet MS" w:hAnsi="Trebuchet MS" w:cs="Trebuchet MS"/>
+          <w:b/>
+          <w:sz w:val="16"/>
+        </w:rPr>
+        <w:t xml:space="preserve"> </w:t>
+      </w:r>
+      <w:r>
+        <w:rPr>
+          <w:rFonts w:ascii="Trebuchet MS" w:hAnsi="Trebuchet MS" w:cs="Trebuchet MS"/>
+          <w:b/>
+          <w:sz w:val="16"/>
+        </w:rPr>
+        <w:t>]</w:t>
+      </w:r>
+    </w:p>
+    <w:p>
+      <w:pPr>
+        <w:spacing w:after="40" w:line="264" w:lineRule="auto"/>
+        <w:rPr>
+          <w:b/>
+        </w:rPr>
+      </w:pPr>
+      <w:r>
+        <w:rPr>
+          <w:rFonts w:ascii="Trebuchet MS" w:hAnsi="Trebuchet MS" w:cs="Trebuchet MS"/>
+          <w:b/>
+          <w:sz w:val="16"/>
+        </w:rPr>
         <w:t xml:space="preserve">Rodrigo Barros </w:t>
       </w:r>
+      <w:r>
+        <w:rPr>
+          <w:rFonts w:ascii="Trebuchet MS" w:hAnsi="Trebuchet MS" w:cs="Trebuchet MS"/>
+          <w:b/>
+          <w:sz w:val="16"/>
+        </w:rPr>
+        <w:t>[</w:t>
+      </w:r>
+      <w:proofErr w:type="spellStart"/>
+      <w:r>
+        <w:rPr>
+          <w:rFonts w:ascii="Trebuchet MS" w:hAnsi="Trebuchet MS" w:cs="Trebuchet MS"/>
+          <w:b/>
+          <w:sz w:val="16"/>
+        </w:rPr>
+        <w:t>Universidade</w:t>
+      </w:r>
+      <w:proofErr w:type="spellEnd"/>
+      <w:r>
+        <w:rPr>
+          <w:rFonts w:ascii="Trebuchet MS" w:hAnsi="Trebuchet MS" w:cs="Trebuchet MS"/>
+          <w:b/>
+          <w:sz w:val="16"/>
+        </w:rPr>
+        <w:t xml:space="preserve"> Federal do Rio de Janeiro </w:t>
+      </w:r>
+      <w:proofErr w:type="gramStart"/>
+      <w:r>
+        <w:rPr>
+          <w:rFonts w:ascii="Trebuchet MS" w:hAnsi="Trebuchet MS" w:cs="Trebuchet MS"/>
+          <w:b/>
+          <w:sz w:val="16"/>
+        </w:rPr>
+        <w:t>|rodrigopiedras@yahoo.com.br</w:t>
+      </w:r>
+      <w:r>
+        <w:rPr>
+          <w:rFonts w:ascii="Trebuchet MS" w:hAnsi="Trebuchet MS" w:cs="Trebuchet MS"/>
+          <w:b/>
+          <w:sz w:val="16"/>
+        </w:rPr>
+        <w:t xml:space="preserve"> ]</w:t>
+      </w:r>
+      <w:proofErr w:type="gramEnd"/>
     </w:p>
     <w:p>
       <w:pPr>
@@ -10459,7 +10687,39 @@
           <w:rFonts w:ascii="Times New Roman" w:hAnsi="Times New Roman" w:cs="Times New Roman"/>
           <w:sz w:val="20"/>
         </w:rPr>
-        <w:t xml:space="preserve"> extensão a outros submódulos dos Procedimentos de Rede ampliaria a validade externa dos achados. Recomenda-se, por último, uma avaliação qualitativa independente, com múltiplos avaliadores e medida de concordância, </w:t>
+        <w:t xml:space="preserve"> extensão a outros submódulos dos Procedimentos de Rede ampliaria a validade externa dos achados. Recomenda-se, por último, uma avaliação qualitativa independente, com múltiplos avaliadores e </w:t>
+      </w:r>
+      <w:proofErr w:type="spellStart"/>
+      <w:r>
+        <w:rPr>
+          <w:rFonts w:ascii="Times New Roman" w:hAnsi="Times New Roman" w:cs="Times New Roman"/>
+          <w:sz w:val="20"/>
+        </w:rPr>
+        <w:t>medida</w:t>
+      </w:r>
+      <w:proofErr w:type="spellEnd"/>
+      <w:r>
+        <w:rPr>
+          <w:rFonts w:ascii="Times New Roman" w:hAnsi="Times New Roman" w:cs="Times New Roman"/>
+          <w:sz w:val="20"/>
+        </w:rPr>
+        <w:t xml:space="preserve"> de </w:t>
+      </w:r>
+      <w:proofErr w:type="spellStart"/>
+      <w:r>
+        <w:rPr>
+          <w:rFonts w:ascii="Times New Roman" w:hAnsi="Times New Roman" w:cs="Times New Roman"/>
+          <w:sz w:val="20"/>
+        </w:rPr>
+        <w:t>concordância</w:t>
+      </w:r>
+      <w:proofErr w:type="spellEnd"/>
+      <w:r>
+        <w:rPr>
+          <w:rFonts w:ascii="Times New Roman" w:hAnsi="Times New Roman" w:cs="Times New Roman"/>
+          <w:sz w:val="20"/>
+        </w:rPr>
+        <w:t xml:space="preserve">, </w:t>
       </w:r>
       <w:proofErr w:type="spellStart"/>
       <w:r>
@@ -10658,7 +10918,39 @@
           <w:rFonts w:ascii="Times New Roman" w:hAnsi="Times New Roman" w:cs="Times New Roman"/>
           <w:sz w:val="18"/>
         </w:rPr>
-        <w:t xml:space="preserve">Os autores declaram que não têm interesses concorrentes. RRG é funcionário do Operador Nacional do Sistema Elétrico, entidade cujo processo normativo é </w:t>
+        <w:t xml:space="preserve">Os autores declaram que não têm interesses concorrentes. RRG é funcionário do Operador Nacional do Sistema Elétrico, entidade cujo </w:t>
+      </w:r>
+      <w:proofErr w:type="spellStart"/>
+      <w:r>
+        <w:rPr>
+          <w:rFonts w:ascii="Times New Roman" w:hAnsi="Times New Roman" w:cs="Times New Roman"/>
+          <w:sz w:val="18"/>
+        </w:rPr>
+        <w:t>processo</w:t>
+      </w:r>
+      <w:proofErr w:type="spellEnd"/>
+      <w:r>
+        <w:rPr>
+          <w:rFonts w:ascii="Times New Roman" w:hAnsi="Times New Roman" w:cs="Times New Roman"/>
+          <w:sz w:val="18"/>
+        </w:rPr>
+        <w:t xml:space="preserve"> </w:t>
+      </w:r>
+      <w:proofErr w:type="spellStart"/>
+      <w:r>
+        <w:rPr>
+          <w:rFonts w:ascii="Times New Roman" w:hAnsi="Times New Roman" w:cs="Times New Roman"/>
+          <w:sz w:val="18"/>
+        </w:rPr>
+        <w:t>normativo</w:t>
+      </w:r>
+      <w:proofErr w:type="spellEnd"/>
+      <w:r>
+        <w:rPr>
+          <w:rFonts w:ascii="Times New Roman" w:hAnsi="Times New Roman" w:cs="Times New Roman"/>
+          <w:sz w:val="18"/>
+        </w:rPr>
+        <w:t xml:space="preserve"> é </w:t>
       </w:r>
       <w:proofErr w:type="spellStart"/>
       <w:r>
@@ -10756,7 +11048,55 @@
           <w:rFonts w:ascii="Times New Roman" w:hAnsi="Times New Roman" w:cs="Times New Roman"/>
           <w:sz w:val="18"/>
         </w:rPr>
-        <w:t xml:space="preserve">Os notebooks do experimento, as saídas integrais dos modelos e as avaliações geradas durante o presente estudo estão </w:t>
+        <w:t xml:space="preserve">Os notebooks do experimento, as saídas integrais dos modelos e as avaliações geradas durante o </w:t>
+      </w:r>
+      <w:proofErr w:type="spellStart"/>
+      <w:r>
+        <w:rPr>
+          <w:rFonts w:ascii="Times New Roman" w:hAnsi="Times New Roman" w:cs="Times New Roman"/>
+          <w:sz w:val="18"/>
+        </w:rPr>
+        <w:t>presente</w:t>
+      </w:r>
+      <w:proofErr w:type="spellEnd"/>
+      <w:r>
+        <w:rPr>
+          <w:rFonts w:ascii="Times New Roman" w:hAnsi="Times New Roman" w:cs="Times New Roman"/>
+          <w:sz w:val="18"/>
+        </w:rPr>
+        <w:t xml:space="preserve"> </w:t>
+      </w:r>
+      <w:proofErr w:type="spellStart"/>
+      <w:r>
+        <w:rPr>
+          <w:rFonts w:ascii="Times New Roman" w:hAnsi="Times New Roman" w:cs="Times New Roman"/>
+          <w:sz w:val="18"/>
+        </w:rPr>
+        <w:t>estudo</w:t>
+      </w:r>
+      <w:proofErr w:type="spellEnd"/>
+      <w:r>
+        <w:rPr>
+          <w:rFonts w:ascii="Times New Roman" w:hAnsi="Times New Roman" w:cs="Times New Roman"/>
+          <w:sz w:val="18"/>
+        </w:rPr>
+        <w:t xml:space="preserve"> </w:t>
+      </w:r>
+      <w:proofErr w:type="spellStart"/>
+      <w:r>
+        <w:rPr>
+          <w:rFonts w:ascii="Times New Roman" w:hAnsi="Times New Roman" w:cs="Times New Roman"/>
+          <w:sz w:val="18"/>
+        </w:rPr>
+        <w:t>estão</w:t>
+      </w:r>
+      <w:proofErr w:type="spellEnd"/>
+      <w:r>
+        <w:rPr>
+          <w:rFonts w:ascii="Times New Roman" w:hAnsi="Times New Roman" w:cs="Times New Roman"/>
+          <w:sz w:val="18"/>
+        </w:rPr>
+        <w:t xml:space="preserve"> </w:t>
       </w:r>
       <w:proofErr w:type="spellStart"/>
       <w:r>
@@ -10827,7 +11167,7 @@
           <w:rFonts w:ascii="Times New Roman" w:hAnsi="Times New Roman" w:cs="Times New Roman"/>
           <w:sz w:val="18"/>
         </w:rPr>
-        <w:t xml:space="preserve">Ferramentas de inteligência artificial generativa foram utilizadas </w:t>
+        <w:t xml:space="preserve">Ferramentas de inteligência artificial </w:t>
       </w:r>
       <w:proofErr w:type="spellStart"/>
       <w:r>
@@ -10835,6 +11175,54 @@
           <w:rFonts w:ascii="Times New Roman" w:hAnsi="Times New Roman" w:cs="Times New Roman"/>
           <w:sz w:val="18"/>
         </w:rPr>
+        <w:t>generativa</w:t>
+      </w:r>
+      <w:proofErr w:type="spellEnd"/>
+      <w:r>
+        <w:rPr>
+          <w:rFonts w:ascii="Times New Roman" w:hAnsi="Times New Roman" w:cs="Times New Roman"/>
+          <w:sz w:val="18"/>
+        </w:rPr>
+        <w:t xml:space="preserve"> </w:t>
+      </w:r>
+      <w:proofErr w:type="spellStart"/>
+      <w:r>
+        <w:rPr>
+          <w:rFonts w:ascii="Times New Roman" w:hAnsi="Times New Roman" w:cs="Times New Roman"/>
+          <w:sz w:val="18"/>
+        </w:rPr>
+        <w:t>foram</w:t>
+      </w:r>
+      <w:proofErr w:type="spellEnd"/>
+      <w:r>
+        <w:rPr>
+          <w:rFonts w:ascii="Times New Roman" w:hAnsi="Times New Roman" w:cs="Times New Roman"/>
+          <w:sz w:val="18"/>
+        </w:rPr>
+        <w:t xml:space="preserve"> </w:t>
+      </w:r>
+      <w:proofErr w:type="spellStart"/>
+      <w:r>
+        <w:rPr>
+          <w:rFonts w:ascii="Times New Roman" w:hAnsi="Times New Roman" w:cs="Times New Roman"/>
+          <w:sz w:val="18"/>
+        </w:rPr>
+        <w:t>utilizadas</w:t>
+      </w:r>
+      <w:proofErr w:type="spellEnd"/>
+      <w:r>
+        <w:rPr>
+          <w:rFonts w:ascii="Times New Roman" w:hAnsi="Times New Roman" w:cs="Times New Roman"/>
+          <w:sz w:val="18"/>
+        </w:rPr>
+        <w:t xml:space="preserve"> </w:t>
+      </w:r>
+      <w:proofErr w:type="spellStart"/>
+      <w:r>
+        <w:rPr>
+          <w:rFonts w:ascii="Times New Roman" w:hAnsi="Times New Roman" w:cs="Times New Roman"/>
+          <w:sz w:val="18"/>
+        </w:rPr>
         <w:t>como</w:t>
       </w:r>
       <w:proofErr w:type="spellEnd"/>
@@ -10994,7 +11382,39 @@
           <w:rFonts w:ascii="Times New Roman" w:hAnsi="Times New Roman" w:cs="Times New Roman"/>
           <w:sz w:val="18"/>
         </w:rPr>
-        <w:t>; todo o conteúdo foi revisado e validado pelos autores.</w:t>
+        <w:t xml:space="preserve">; </w:t>
+      </w:r>
+      <w:proofErr w:type="spellStart"/>
+      <w:r>
+        <w:rPr>
+          <w:rFonts w:ascii="Times New Roman" w:hAnsi="Times New Roman" w:cs="Times New Roman"/>
+          <w:sz w:val="18"/>
+        </w:rPr>
+        <w:t>todo</w:t>
+      </w:r>
+      <w:proofErr w:type="spellEnd"/>
+      <w:r>
+        <w:rPr>
+          <w:rFonts w:ascii="Times New Roman" w:hAnsi="Times New Roman" w:cs="Times New Roman"/>
+          <w:sz w:val="18"/>
+        </w:rPr>
+        <w:t xml:space="preserve"> o </w:t>
+      </w:r>
+      <w:proofErr w:type="spellStart"/>
+      <w:r>
+        <w:rPr>
+          <w:rFonts w:ascii="Times New Roman" w:hAnsi="Times New Roman" w:cs="Times New Roman"/>
+          <w:sz w:val="18"/>
+        </w:rPr>
+        <w:t>conteúdo</w:t>
+      </w:r>
+      <w:proofErr w:type="spellEnd"/>
+      <w:r>
+        <w:rPr>
+          <w:rFonts w:ascii="Times New Roman" w:hAnsi="Times New Roman" w:cs="Times New Roman"/>
+          <w:sz w:val="18"/>
+        </w:rPr>
+        <w:t xml:space="preserve"> foi revisado e validado pelos autores.</w:t>
       </w:r>
     </w:p>
     <w:p>
@@ -24958,6 +25378,29 @@
       </w:tcPr>
     </w:tblStylePr>
   </w:style>
+  <w:style w:type="character" w:styleId="Hyperlink">
+    <w:name w:val="Hyperlink"/>
+    <w:basedOn w:val="Fontepargpadro"/>
+    <w:uiPriority w:val="99"/>
+    <w:unhideWhenUsed/>
+    <w:rsid w:val="00AF31E1"/>
+    <w:rPr>
+      <w:color w:val="0000FF" w:themeColor="hyperlink"/>
+      <w:u w:val="single"/>
+    </w:rPr>
+  </w:style>
+  <w:style w:type="character" w:styleId="MenoPendente">
+    <w:name w:val="Unresolved Mention"/>
+    <w:basedOn w:val="Fontepargpadro"/>
+    <w:uiPriority w:val="99"/>
+    <w:semiHidden/>
+    <w:unhideWhenUsed/>
+    <w:rsid w:val="00AF31E1"/>
+    <w:rPr>
+      <w:color w:val="605E5C"/>
+      <w:shd w:val="clear" w:color="auto" w:fill="E1DFDD"/>
+    </w:rPr>
+  </w:style>
 </w:styles>
 </file>
 
